--- a/verificables revisión sistemática/S1_lista_PRISMA_2020.docx
+++ b/verificables revisión sistemática/S1_lista_PRISMA_2020.docx
@@ -681,7 +681,7 @@
               <w:rPr>
                 <w:sz w:val="18"/>
               </w:rPr>
-              <w:t>§2.4; cribado por un solo revisor con reglas explícitas y auditoría de controles positivos. Declarado como limitación en §4.4</w:t>
+              <w:t>§2.4; la etapa 1 aplica reglas deterministas y las etapas 2 y 3 las emitió un modelo de lenguaje (Claude Opus 5) como revisor único, sin duplicación independiente y sin adjudicación humana de decisiones individuales. Declarado en §2.4 y como limitación en §4.4; el registro completo, con modelo y marca de tiempo por decisión, está en S3</w:t>
             </w:r>
           </w:p>
         </w:tc>
@@ -811,7 +811,7 @@
               <w:rPr>
                 <w:sz w:val="18"/>
               </w:rPr>
-              <w:t>CUMPLE</w:t>
+              <w:t>PARCIAL</w:t>
             </w:r>
           </w:p>
         </w:tc>
@@ -825,7 +825,7 @@
               <w:rPr>
                 <w:sz w:val="18"/>
               </w:rPr>
-              <w:t>§2.2 y S4</w:t>
+              <w:t>§2.2 las lista; S4 no contiene definiciones de desenlace porque ningún resumen del corpus las declara. Las definiciones de los textos completos leídos se discuten en §3.5</w:t>
             </w:r>
           </w:p>
         </w:tc>
@@ -1185,7 +1185,7 @@
               <w:rPr>
                 <w:sz w:val="18"/>
               </w:rPr>
-              <w:t>§4.3 documenta 60 de 219 estudios registrados sin publicación; no se aplicaron pruebas estadísticas por no haber síntesis cuantitativa</w:t>
+              <w:t>§4.3 documenta 60 de 184 estudios registrados sin publicación; no se aplicaron pruebas estadísticas por no haber síntesis cuantitativa</w:t>
             </w:r>
           </w:p>
         </w:tc>
@@ -2115,7 +2115,7 @@
               <w:rPr>
                 <w:sz w:val="18"/>
               </w:rPr>
-              <w:t>§2.9 declara la restricción de idioma adoptada el 11-08-2026, con el cribado ya cerrado, y mide su impacto: 34 estudios eliminados, 17 de ellos comparativos y uno del conjunto de control positivo. El registro de decisiones es solo-anexar y permite reconstruir el corpus previo</w:t>
+              <w:t>§2.9 declara la restricción de idioma adoptada el 11-08-2026, con el cribado ya cerrado, y mide su impacto: 35 estudios eliminados, 18 de ellos comparativos y uno del conjunto de control positivo. El registro de decisiones es solo-anexar y permite reconstruir el corpus previo</w:t>
             </w:r>
           </w:p>
         </w:tc>
@@ -2348,7 +2348,7 @@
         <w:pStyle w:val="ListBullet"/>
       </w:pPr>
       <w:r>
-        <w:t>CUMPLE: 19 ítems</w:t>
+        <w:t>CUMPLE: 18 ítems</w:t>
       </w:r>
     </w:p>
     <w:p>
@@ -2356,7 +2356,7 @@
         <w:pStyle w:val="ListBullet"/>
       </w:pPr>
       <w:r>
-        <w:t>PARCIAL: 6 ítems</w:t>
+        <w:t>PARCIAL: 7 ítems</w:t>
       </w:r>
     </w:p>
     <w:p>

--- a/verificables revisión sistemática/S1_lista_PRISMA_2020.docx
+++ b/verificables revisión sistemática/S1_lista_PRISMA_2020.docx
@@ -681,7 +681,7 @@
               <w:rPr>
                 <w:sz w:val="18"/>
               </w:rPr>
-              <w:t>§2.4; la etapa 1 aplica reglas deterministas y las etapas 2 y 3 las emitió un modelo de lenguaje (Claude Opus 5) como revisor único, sin duplicación independiente y sin adjudicación humana de decisiones individuales. Declarado en §2.4 y como limitación en §4.4; el registro completo, con modelo y marca de tiempo por decisión, está en S3</w:t>
+              <w:t>§2.4; la etapa 1 aplica reglas deterministas y las etapas 2 y 3 las emitió un modelo de lenguaje (Claude Opus 5) como revisor único, sin duplicación independiente, aplicando criterios y un vocabulario cerrado fijados de antemano por los autores. Los informes que superaron el cribado los revisaron los autores uno a uno antes de agruparlos en estudios (S5). Lo no revisado es lo que el modelo excluyó. Declarado en §2.4 y como limitación en §4.4; el registro completo, con modelo y marca de tiempo por decisión, está en S3</w:t>
             </w:r>
           </w:p>
         </w:tc>

--- a/verificables revisión sistemática/S1_lista_PRISMA_2020.docx
+++ b/verificables revisión sistemática/S1_lista_PRISMA_2020.docx
@@ -739,7 +739,7 @@
               <w:rPr>
                 <w:sz w:val="18"/>
               </w:rPr>
-              <w:t>PARCIAL</w:t>
+              <w:t>CUMPLE</w:t>
             </w:r>
           </w:p>
         </w:tc>
@@ -753,7 +753,7 @@
               <w:rPr>
                 <w:sz w:val="18"/>
               </w:rPr>
-              <w:t>§2.6; extracción por duplicado en curso, no concluida</w:t>
+              <w:t>§2.6; extracción por duplicado e independiente completa (122 de 124 estudios), con la concordancia medida antes de resolver y 531 de 547 desacuerdos adjudicados por consenso. S11 y S12 aportan el rastro</w:t>
             </w:r>
           </w:p>
         </w:tc>
@@ -825,7 +825,7 @@
               <w:rPr>
                 <w:sz w:val="18"/>
               </w:rPr>
-              <w:t>§2.2 las lista; S4 no contiene definiciones de desenlace porque ningún resumen del corpus las declara. Las definiciones de los textos completos leídos se discuten en §3.5</w:t>
+              <w:t>§2.2 las lista; S4 no contiene definiciones de desenlace porque ningún resumen del corpus las declara. Las definiciones de los textos completos leídos se discuten en §3.5 y §3.6</w:t>
             </w:r>
           </w:p>
         </w:tc>
@@ -969,7 +969,7 @@
               <w:rPr>
                 <w:sz w:val="18"/>
               </w:rPr>
-              <w:t>§2.7; depende del texto completo. Se reportará con la extracción definitiva. Declarado en §4.4</w:t>
+              <w:t>§2.7 declara que NO se ha evaluado y por qué: exige lectura por dominio de los dos revisores, y 31 de los 124 estudios siguen sin texto completo. No se promete para una versión futura de este informe. Declarado también en §4.4</w:t>
             </w:r>
           </w:p>
         </w:tc>
@@ -1041,7 +1041,7 @@
               <w:rPr>
                 <w:sz w:val="18"/>
               </w:rPr>
-              <w:t>Este informe no presenta estimaciones de efecto; ver §2.6 y §3.5</w:t>
+              <w:t>Este informe no presenta estimaciones de efecto. §3.5 mide la completitud con que se reportan los desenlaces; §3.6 explica por qué no se agregan</w:t>
             </w:r>
           </w:p>
         </w:tc>
@@ -1113,7 +1113,7 @@
               <w:rPr>
                 <w:sz w:val="18"/>
               </w:rPr>
-              <w:t>§2.8 y §3.5, con la justificación de por qué no se agrupa</w:t>
+              <w:t>§2.8 y §3.6, con la justificación de por qué no se agrupa</w:t>
             </w:r>
           </w:p>
         </w:tc>
@@ -1243,7 +1243,7 @@
               <w:rPr>
                 <w:sz w:val="18"/>
               </w:rPr>
-              <w:t>NO CUMPLE</w:t>
+              <w:t>NO APLICA</w:t>
             </w:r>
           </w:p>
         </w:tc>
@@ -1257,7 +1257,7 @@
               <w:rPr>
                 <w:sz w:val="18"/>
               </w:rPr>
-              <w:t>§2.7; pendiente de la extracción definitiva</w:t>
+              <w:t>§2.7: GRADE califica la certeza de una estimación agrupada y este informe no presenta ninguna. §3.5 muestra que solo 3 de los 132 brazos reúnen los requisitos mínimos para agregar, y uno de ellos mide tiempo y no una proporción</w:t>
             </w:r>
           </w:p>
         </w:tc>
@@ -1544,7 +1544,7 @@
               <w:rPr>
                 <w:sz w:val="18"/>
               </w:rPr>
-              <w:t>Pendiente; §4.4</w:t>
+              <w:t>No se ha realizado. El motivo está en §2.7 y la limitación en §4.4; no se promete para una versión futura de este informe</w:t>
             </w:r>
           </w:p>
         </w:tc>
@@ -1601,7 +1601,7 @@
               <w:rPr>
                 <w:sz w:val="18"/>
               </w:rPr>
-              <w:t>NO APLICA</w:t>
+              <w:t>PARCIAL</w:t>
             </w:r>
           </w:p>
         </w:tc>
@@ -1615,7 +1615,7 @@
               <w:rPr>
                 <w:sz w:val="18"/>
               </w:rPr>
-              <w:t>Ver §2.6</w:t>
+              <w:t>§3.5 y Tabla 5 reportan la COMPLETITUD con que cada estudio declara los cinco desenlaces, no sus estimaciones de efecto. El dato por estudio está en la extracción adjudicada que acompaña al depósito</w:t>
             </w:r>
           </w:p>
         </w:tc>
@@ -1686,7 +1686,7 @@
               <w:rPr>
                 <w:sz w:val="18"/>
               </w:rPr>
-              <w:t>§3.3 a §3.5; la síntesis es de estructura y reporte, no de eficacia</w:t>
+              <w:t>§3.3 a §3.6; la síntesis es de estructura y de completitud de reporte, no de eficacia, y §3.6 razona por qué no puede ser otra</w:t>
             </w:r>
           </w:p>
         </w:tc>
@@ -1814,7 +1814,7 @@
               <w:rPr>
                 <w:sz w:val="18"/>
               </w:rPr>
-              <w:t>NO CUMPLE</w:t>
+              <w:t>NO APLICA</w:t>
             </w:r>
           </w:p>
         </w:tc>
@@ -1828,7 +1828,7 @@
               <w:rPr>
                 <w:sz w:val="18"/>
               </w:rPr>
-              <w:t>Pendiente</w:t>
+              <w:t>No hay estimación agrupada cuya certeza calificar; ver §2.7 y §3.5</w:t>
             </w:r>
           </w:p>
         </w:tc>
@@ -2348,7 +2348,7 @@
         <w:pStyle w:val="ListBullet"/>
       </w:pPr>
       <w:r>
-        <w:t>CUMPLE: 18 ítems</w:t>
+        <w:t>CUMPLE: 19 ítems</w:t>
       </w:r>
     </w:p>
     <w:p>
@@ -2364,7 +2364,7 @@
         <w:pStyle w:val="ListBullet"/>
       </w:pPr>
       <w:r>
-        <w:t>NO CUMPLE: 6 ítems</w:t>
+        <w:t>NO CUMPLE: 5 ítems</w:t>
       </w:r>
     </w:p>
     <w:p>

--- a/verificables revisión sistemática/S1_lista_PRISMA_2020.docx
+++ b/verificables revisión sistemática/S1_lista_PRISMA_2020.docx
@@ -753,7 +753,7 @@
               <w:rPr>
                 <w:sz w:val="18"/>
               </w:rPr>
-              <w:t>§2.6; extracción por duplicado e independiente completa (122 de 124 estudios), con la concordancia medida antes de resolver y 531 de 547 desacuerdos adjudicados por consenso. S11 y S12 aportan el rastro</w:t>
+              <w:t>§2.6; extracción por duplicado e independiente completa (122 de 124 estudios), con la concordancia medida antes de resolver y 525 de 541 desacuerdos adjudicados por consenso. S11 y S12 aportan el rastro</w:t>
             </w:r>
           </w:p>
         </w:tc>

--- a/verificables revisión sistemática/S1_lista_PRISMA_2020.docx
+++ b/verificables revisión sistemática/S1_lista_PRISMA_2020.docx
@@ -1257,7 +1257,7 @@
               <w:rPr>
                 <w:sz w:val="18"/>
               </w:rPr>
-              <w:t>§2.7: GRADE califica la certeza de una estimación agrupada y este informe no presenta ninguna. §3.5 muestra que solo 3 de los 132 brazos reúnen los requisitos mínimos para agregar, y uno de ellos mide tiempo y no una proporción</w:t>
+              <w:t>§2.7: GRADE califica la certeza de una estimación agrupada y este informe no presenta ninguna. §3.5 y la Tabla 6 muestran que, tras aplicar los criterios de elegibilidad de §2.2, NINGÚN brazo del corpus podría entrar en una proporción agrupada de éxito clínico</w:t>
             </w:r>
           </w:p>
         </w:tc>
@@ -1401,7 +1401,7 @@
               <w:rPr>
                 <w:sz w:val="18"/>
               </w:rPr>
-              <w:t>S3 recoge los motivos de las etapas 1 a 3 con vocabulario cerrado; la exclusión en texto completo se producirá con la extracción</w:t>
+              <w:t>S3 recoge los motivos de las etapas 1 a 3 con vocabulario cerrado y marca con en_corpus_actual las 23 decisiones sobre registros de una versión anterior, para que el recuento cuadre con §3.1; la exclusión en texto completo se producirá con la extracción</w:t>
             </w:r>
           </w:p>
         </w:tc>
@@ -1615,7 +1615,7 @@
               <w:rPr>
                 <w:sz w:val="18"/>
               </w:rPr>
-              <w:t>§3.5 y Tabla 5 reportan la COMPLETITUD con que cada estudio declara los cinco desenlaces, no sus estimaciones de efecto. El dato por estudio está en la extracción adjudicada que acompaña al depósito</w:t>
+              <w:t>§3.5 y las Tablas 5 y 6 reportan la COMPLETITUD con que cada estudio declara los cinco desenlaces, no sus estimaciones de efecto. El dato brazo a brazo se aporta en S14, y la procedencia de cada casilla en S15</w:t>
             </w:r>
           </w:p>
         </w:tc>

--- a/verificables revisión sistemática/S1_lista_PRISMA_2020.docx
+++ b/verificables revisión sistemática/S1_lista_PRISMA_2020.docx
@@ -969,7 +969,7 @@
               <w:rPr>
                 <w:sz w:val="18"/>
               </w:rPr>
-              <w:t>§2.7 declara que NO se ha evaluado y por qué: exige lectura por dominio de los dos revisores, y 31 de los 124 estudios siguen sin texto completo. No se promete para una versión futura de este informe. Declarado también en §4.4</w:t>
+              <w:t>§2.7 declara que NO se ha evaluado y por qué: exige lectura por dominio de los dos revisores, y 31 de los 102 estudios siguen sin texto completo. No se promete para una versión futura de este informe. Declarado también en §4.4</w:t>
             </w:r>
           </w:p>
         </w:tc>
@@ -1185,7 +1185,7 @@
               <w:rPr>
                 <w:sz w:val="18"/>
               </w:rPr>
-              <w:t>§4.3 documenta 60 de 184 estudios registrados sin publicación; no se aplicaron pruebas estadísticas por no haber síntesis cuantitativa</w:t>
+              <w:t>§4.3 documenta 60 de 162 estudios registrados sin publicación; no se aplicaron pruebas estadísticas por no haber síntesis cuantitativa</w:t>
             </w:r>
           </w:p>
         </w:tc>
@@ -1387,7 +1387,7 @@
               <w:rPr>
                 <w:sz w:val="18"/>
               </w:rPr>
-              <w:t>PARCIAL</w:t>
+              <w:t>CUMPLE</w:t>
             </w:r>
           </w:p>
         </w:tc>
@@ -1401,7 +1401,7 @@
               <w:rPr>
                 <w:sz w:val="18"/>
               </w:rPr>
-              <w:t>S3 recoge los motivos de las etapas 1 a 3 con vocabulario cerrado y marca con en_corpus_actual las 23 decisiones sobre registros de una versión anterior, para que el recuento cuadre con §3.1; la exclusión en texto completo se producirá con la extracción</w:t>
+              <w:t>§3.1.1 y S16: 22 estudios que el cribado había admitido se excluyeron al leer su texto completo, cada uno con su código de motivo y la frase del artículo que lo sostiene. S3 recoge además los motivos de las etapas 1 a 3 con vocabulario cerrado</w:t>
             </w:r>
           </w:p>
         </w:tc>
@@ -2348,7 +2348,7 @@
         <w:pStyle w:val="ListBullet"/>
       </w:pPr>
       <w:r>
-        <w:t>CUMPLE: 19 ítems</w:t>
+        <w:t>CUMPLE: 20 ítems</w:t>
       </w:r>
     </w:p>
     <w:p>
@@ -2356,7 +2356,7 @@
         <w:pStyle w:val="ListBullet"/>
       </w:pPr>
       <w:r>
-        <w:t>PARCIAL: 7 ítems</w:t>
+        <w:t>PARCIAL: 6 ítems</w:t>
       </w:r>
     </w:p>
     <w:p>

--- a/verificables revisión sistemática/S1_lista_PRISMA_2020.docx
+++ b/verificables revisión sistemática/S1_lista_PRISMA_2020.docx
@@ -969,7 +969,7 @@
               <w:rPr>
                 <w:sz w:val="18"/>
               </w:rPr>
-              <w:t>§2.7 declara que NO se ha evaluado y por qué: exige lectura por dominio de los dos revisores, y 31 de los 102 estudios siguen sin texto completo. No se promete para una versión futura de este informe. Declarado también en §4.4</w:t>
+              <w:t>§2.7 declara que NO se ha evaluado y por qué: exige lectura por dominio de los dos revisores, y 27 de los 98 estudios siguen sin texto completo. No se promete para una versión futura de este informe. Declarado también en §4.4</w:t>
             </w:r>
           </w:p>
         </w:tc>
@@ -1185,7 +1185,7 @@
               <w:rPr>
                 <w:sz w:val="18"/>
               </w:rPr>
-              <w:t>§4.3 documenta 60 de 162 estudios registrados sin publicación; no se aplicaron pruebas estadísticas por no haber síntesis cuantitativa</w:t>
+              <w:t>§4.3 documenta 60 de 158 estudios registrados sin publicación; no se aplicaron pruebas estadísticas por no haber síntesis cuantitativa</w:t>
             </w:r>
           </w:p>
         </w:tc>
@@ -1401,7 +1401,7 @@
               <w:rPr>
                 <w:sz w:val="18"/>
               </w:rPr>
-              <w:t>§3.1.1 y S16: 22 estudios que el cribado había admitido se excluyeron al leer su texto completo, cada uno con su código de motivo y la frase del artículo que lo sostiene. S3 recoge además los motivos de las etapas 1 a 3 con vocabulario cerrado</w:t>
+              <w:t>§3.1.1 y S16: 26 estudios que el cribado había admitido se excluyeron al leer su texto completo, cada uno con su código de motivo y la frase del artículo que lo sostiene. S3 recoge además los motivos de las etapas 1 a 3 con vocabulario cerrado</w:t>
             </w:r>
           </w:p>
         </w:tc>

--- a/verificables revisión sistemática/S1_lista_PRISMA_2020.docx
+++ b/verificables revisión sistemática/S1_lista_PRISMA_2020.docx
@@ -969,7 +969,7 @@
               <w:rPr>
                 <w:sz w:val="18"/>
               </w:rPr>
-              <w:t>§2.7 declara que NO se ha evaluado y por qué: exige lectura por dominio de los dos revisores, y 27 de los 98 estudios siguen sin texto completo. No se promete para una versión futura de este informe. Declarado también en §4.4</w:t>
+              <w:t>§2.7 declara que NO se ha evaluado y por qué: exige lectura por dominio de los dos revisores, y 26 de los 97 estudios siguen sin texto completo. No se promete para una versión futura de este informe. Declarado también en §4.4</w:t>
             </w:r>
           </w:p>
         </w:tc>
@@ -1185,7 +1185,7 @@
               <w:rPr>
                 <w:sz w:val="18"/>
               </w:rPr>
-              <w:t>§4.3 documenta 60 de 158 estudios registrados sin publicación; no se aplicaron pruebas estadísticas por no haber síntesis cuantitativa</w:t>
+              <w:t>§4.3 documenta 60 de 157 estudios registrados sin publicación; no se aplicaron pruebas estadísticas por no haber síntesis cuantitativa</w:t>
             </w:r>
           </w:p>
         </w:tc>
@@ -1401,7 +1401,7 @@
               <w:rPr>
                 <w:sz w:val="18"/>
               </w:rPr>
-              <w:t>§3.1.1 y S16: 26 estudios que el cribado había admitido se excluyeron al leer su texto completo, cada uno con su código de motivo y la frase del artículo que lo sostiene. S3 recoge además los motivos de las etapas 1 a 3 con vocabulario cerrado</w:t>
+              <w:t>§3.1.1 y S16: 27 estudios que el cribado había admitido se excluyeron al leer su texto completo, cada uno con su código de motivo y la frase del artículo que lo sostiene. S3 recoge además los motivos de las etapas 1 a 3 con vocabulario cerrado</w:t>
             </w:r>
           </w:p>
         </w:tc>

--- a/verificables revisión sistemática/S1_lista_PRISMA_2020.docx
+++ b/verificables revisión sistemática/S1_lista_PRISMA_2020.docx
@@ -969,7 +969,7 @@
               <w:rPr>
                 <w:sz w:val="18"/>
               </w:rPr>
-              <w:t>§2.7 declara que NO se ha evaluado y por qué: exige lectura por dominio de los dos revisores, y 26 de los 97 estudios siguen sin texto completo. No se promete para una versión futura de este informe. Declarado también en §4.4</w:t>
+              <w:t>§2.7 declara que NO se ha evaluado y por qué: exige lectura por dominio de los dos revisores, y 24 de los 95 estudios siguen sin texto completo. No se promete para una versión futura de este informe. Declarado también en §4.4</w:t>
             </w:r>
           </w:p>
         </w:tc>
@@ -1185,7 +1185,7 @@
               <w:rPr>
                 <w:sz w:val="18"/>
               </w:rPr>
-              <w:t>§4.3 documenta 60 de 157 estudios registrados sin publicación; no se aplicaron pruebas estadísticas por no haber síntesis cuantitativa</w:t>
+              <w:t>§4.3 documenta 60 de 155 estudios registrados sin publicación; no se aplicaron pruebas estadísticas por no haber síntesis cuantitativa</w:t>
             </w:r>
           </w:p>
         </w:tc>
@@ -1401,7 +1401,7 @@
               <w:rPr>
                 <w:sz w:val="18"/>
               </w:rPr>
-              <w:t>§3.1.1 y S16: 27 estudios que el cribado había admitido se excluyeron al leer su texto completo, cada uno con su código de motivo y la frase del artículo que lo sostiene. S3 recoge además los motivos de las etapas 1 a 3 con vocabulario cerrado</w:t>
+              <w:t>§3.1.1 y S16: 29 estudios que el cribado había admitido se excluyeron al leer su texto completo, cada uno con su código de motivo y la frase del artículo que lo sostiene. S3 recoge además los motivos de las etapas 1 a 3 con vocabulario cerrado</w:t>
             </w:r>
           </w:p>
         </w:tc>

--- a/verificables revisión sistemática/S1_lista_PRISMA_2020.docx
+++ b/verificables revisión sistemática/S1_lista_PRISMA_2020.docx
@@ -18,6 +18,136 @@
           <w:sz w:val="19"/>
         </w:rPr>
         <w:t>Fagoterapia en Pseudomonas aeruginosa multirresistente. Estado a 11 de agosto de 2026.</w:t>
+      </w:r>
+    </w:p>
+    <w:p>
+      <w:pPr>
+        <w:pStyle w:val="Heading2"/>
+      </w:pPr>
+      <w:r>
+        <w:t>Cómo leer la columna «dónde mirar»</w:t>
+      </w:r>
+    </w:p>
+    <w:p>
+      <w:r>
+        <w:t>Las remisiones §1 a §4.4 corresponden al informe extendido. En el manuscrito enviado a la revista, cuyas secciones no van numeradas, equivalen a:</w:t>
+      </w:r>
+    </w:p>
+    <w:p>
+      <w:pPr>
+        <w:pStyle w:val="ListBullet"/>
+      </w:pPr>
+      <w:r>
+        <w:t>§1  →  INTRODUCCIÓN</w:t>
+      </w:r>
+    </w:p>
+    <w:p>
+      <w:pPr>
+        <w:pStyle w:val="ListBullet"/>
+      </w:pPr>
+      <w:r>
+        <w:t>§2.1  →  METODOLOGÍA › Protocolo y reporte</w:t>
+      </w:r>
+    </w:p>
+    <w:p>
+      <w:pPr>
+        <w:pStyle w:val="ListBullet"/>
+      </w:pPr>
+      <w:r>
+        <w:t>§2.2  →  METODOLOGÍA › Criterios de elegibilidad (Tabla 1)</w:t>
+      </w:r>
+    </w:p>
+    <w:p>
+      <w:pPr>
+        <w:pStyle w:val="ListBullet"/>
+      </w:pPr>
+      <w:r>
+        <w:t>§2.3  →  METODOLOGÍA › Fuentes de información y estrategia de búsqueda</w:t>
+      </w:r>
+    </w:p>
+    <w:p>
+      <w:pPr>
+        <w:pStyle w:val="ListBullet"/>
+      </w:pPr>
+      <w:r>
+        <w:t>§2.4  →  METODOLOGÍA › Selección de los estudios</w:t>
+      </w:r>
+    </w:p>
+    <w:p>
+      <w:pPr>
+        <w:pStyle w:val="ListBullet"/>
+      </w:pPr>
+      <w:r>
+        <w:t>§2.6  →  METODOLOGÍA › Extracción de datos</w:t>
+      </w:r>
+    </w:p>
+    <w:p>
+      <w:pPr>
+        <w:pStyle w:val="ListBullet"/>
+      </w:pPr>
+      <w:r>
+        <w:t>§2.7  →  METODOLOGÍA › Evaluación del riesgo de sesgo</w:t>
+      </w:r>
+    </w:p>
+    <w:p>
+      <w:pPr>
+        <w:pStyle w:val="ListBullet"/>
+      </w:pPr>
+      <w:r>
+        <w:t>§2.8  →  METODOLOGÍA › Síntesis</w:t>
+      </w:r>
+    </w:p>
+    <w:p>
+      <w:pPr>
+        <w:pStyle w:val="ListBullet"/>
+      </w:pPr>
+      <w:r>
+        <w:t>§2.9  →  METODOLOGÍA › Enmiendas al protocolo</w:t>
+      </w:r>
+    </w:p>
+    <w:p>
+      <w:pPr>
+        <w:pStyle w:val="ListBullet"/>
+      </w:pPr>
+      <w:r>
+        <w:t>§3.1 y §3.1.1  →  RESULTADOS › Selección de los estudios (Figura 1)</w:t>
+      </w:r>
+    </w:p>
+    <w:p>
+      <w:pPr>
+        <w:pStyle w:val="ListBullet"/>
+      </w:pPr>
+      <w:r>
+        <w:t>§3.3  →  RESULTADOS › Características del cuerpo de evidencia (Tabla 2)</w:t>
+      </w:r>
+    </w:p>
+    <w:p>
+      <w:pPr>
+        <w:pStyle w:val="ListBullet"/>
+      </w:pPr>
+      <w:r>
+        <w:t>§3.5  →  RESULTADOS › Reporte de los desenlaces (Tabla 4)</w:t>
+      </w:r>
+    </w:p>
+    <w:p>
+      <w:pPr>
+        <w:pStyle w:val="ListBullet"/>
+      </w:pPr>
+      <w:r>
+        <w:t>§3.6  →  RESULTADOS › Viabilidad de la síntesis cuantitativa (Tabla 6)</w:t>
+      </w:r>
+    </w:p>
+    <w:p>
+      <w:pPr>
+        <w:pStyle w:val="ListBullet"/>
+      </w:pPr>
+      <w:r>
+        <w:t>§4, §4.3 y §4.4  →  DISCUSIÓN Y CONCLUSIONES</w:t>
+      </w:r>
+    </w:p>
+    <w:p>
+      <w:r>
+        <w:t>Las tablas también se renumeran entre los dos documentos: la Tabla 1 del manuscrito de la revista es la de criterios de elegibilidad, y la de características del corpus es allí la Tabla 2.</w:t>
       </w:r>
     </w:p>
     <w:tbl>
@@ -955,7 +1085,7 @@
               <w:rPr>
                 <w:sz w:val="18"/>
               </w:rPr>
-              <w:t>NO CUMPLE</w:t>
+              <w:t>PARCIAL</w:t>
             </w:r>
           </w:p>
         </w:tc>
@@ -969,7 +1099,7 @@
               <w:rPr>
                 <w:sz w:val="18"/>
               </w:rPr>
-              <w:t>§2.7 declara que NO se ha evaluado y por qué: exige lectura por dominio de los dos revisores, y 24 de los 95 estudios siguen sin texto completo. No se promete para una versión futura de este informe. Declarado también en §4.4</w:t>
+              <w:t>11 de los 12 estudios con diseño comparativo adjudicado sobre el artículo (RoB 2 en los aleatorizados, ROBINS-I en los no aleatorizados y las cohortes), a nivel de dominio y POR CONSENSO entre los dos autores, no por duplicado independiente. Los reportes y series de casos no se evalúan con instrumento formal, por decisión: §2.7 dice por qué. La evaluación está EN CURSO: faltan 82 de los 82 juicios. §2.7 lo declara</w:t>
             </w:r>
           </w:p>
         </w:tc>
@@ -1544,7 +1674,7 @@
               <w:rPr>
                 <w:sz w:val="18"/>
               </w:rPr>
-              <w:t>No se ha realizado. El motivo está en §2.7 y la limitación en §4.4; no se promete para una versión futura de este informe</w:t>
+              <w:t>Los juicios por estudio aún no están emitidos (faltan 82 de 82). No se sustituyen por ningún indicador derivado del diseño. §2.7 y §4.4</w:t>
             </w:r>
           </w:p>
         </w:tc>
@@ -2356,7 +2486,7 @@
         <w:pStyle w:val="ListBullet"/>
       </w:pPr>
       <w:r>
-        <w:t>PARCIAL: 6 ítems</w:t>
+        <w:t>PARCIAL: 7 ítems</w:t>
       </w:r>
     </w:p>
     <w:p>
@@ -2364,7 +2494,15 @@
         <w:pStyle w:val="ListBullet"/>
       </w:pPr>
       <w:r>
-        <w:t>NO CUMPLE: 5 ítems</w:t>
+        <w:t>NO CUMPLE: 1 ítems</w:t>
+      </w:r>
+    </w:p>
+    <w:p>
+      <w:pPr>
+        <w:pStyle w:val="ListBullet"/>
+      </w:pPr>
+      <w:r>
+        <w:t>NO APLICA: 3 ítems</w:t>
       </w:r>
     </w:p>
     <w:p>

--- a/verificables revisión sistemática/S1_lista_PRISMA_2020.docx
+++ b/verificables revisión sistemática/S1_lista_PRISMA_2020.docx
@@ -1085,7 +1085,7 @@
               <w:rPr>
                 <w:sz w:val="18"/>
               </w:rPr>
-              <w:t>PARCIAL</w:t>
+              <w:t>CUMPLE</w:t>
             </w:r>
           </w:p>
         </w:tc>
@@ -1099,7 +1099,7 @@
               <w:rPr>
                 <w:sz w:val="18"/>
               </w:rPr>
-              <w:t>11 de los 12 estudios con diseño comparativo adjudicado sobre el artículo (RoB 2 en los aleatorizados, ROBINS-I en los no aleatorizados y las cohortes), a nivel de dominio y POR CONSENSO entre los dos autores, no por duplicado independiente. Los reportes y series de casos no se evalúan con instrumento formal, por decisión: §2.7 dice por qué. La evaluación está EN CURSO: faltan 82 de los 82 juicios. §2.7 lo declara</w:t>
+              <w:t>11 de los 12 estudios con diseño comparativo adjudicado sobre el artículo (RoB 2 en los aleatorizados, ROBINS-I en los no aleatorizados y las cohortes), a nivel de dominio y POR CONSENSO entre los dos autores, no por duplicado independiente. Los reportes y series de casos no se evalúan con instrumento formal, por decisión: §2.7 dice por qué. El estudio comparativo restante no tiene texto completo y no se evalúa. La limitación consta en §4.4</w:t>
             </w:r>
           </w:p>
         </w:tc>
@@ -1660,7 +1660,7 @@
               <w:rPr>
                 <w:sz w:val="18"/>
               </w:rPr>
-              <w:t>NO CUMPLE</w:t>
+              <w:t>CUMPLE</w:t>
             </w:r>
           </w:p>
         </w:tc>
@@ -1674,7 +1674,7 @@
               <w:rPr>
                 <w:sz w:val="18"/>
               </w:rPr>
-              <w:t>Los juicios por estudio aún no están emitidos (faltan 82 de 82). No se sustituyen por ningún indicador derivado del diseño. §2.7 y §4.4</w:t>
+              <w:t>Tabla de dominios con los 82 juicios, estudio por estudio, en §3.7</w:t>
             </w:r>
           </w:p>
         </w:tc>
@@ -2478,7 +2478,7 @@
         <w:pStyle w:val="ListBullet"/>
       </w:pPr>
       <w:r>
-        <w:t>CUMPLE: 20 ítems</w:t>
+        <w:t>CUMPLE: 22 ítems</w:t>
       </w:r>
     </w:p>
     <w:p>
@@ -2486,15 +2486,7 @@
         <w:pStyle w:val="ListBullet"/>
       </w:pPr>
       <w:r>
-        <w:t>PARCIAL: 7 ítems</w:t>
-      </w:r>
-    </w:p>
-    <w:p>
-      <w:pPr>
-        <w:pStyle w:val="ListBullet"/>
-      </w:pPr>
-      <w:r>
-        <w:t>NO CUMPLE: 1 ítems</w:t>
+        <w:t>PARCIAL: 6 ítems</w:t>
       </w:r>
     </w:p>
     <w:p>

--- a/verificables revisión sistemática/S1_lista_PRISMA_2020.docx
+++ b/verificables revisión sistemática/S1_lista_PRISMA_2020.docx
@@ -17,7 +17,7 @@
           <w:i/>
           <w:sz w:val="19"/>
         </w:rPr>
-        <w:t>Fagoterapia en Pseudomonas aeruginosa multirresistente. Estado a 11 de agosto de 2026.</w:t>
+        <w:t>Fagoterapia en Pseudomonas aeruginosa multirresistente. Estado a 14 de septiembre de 2026.</w:t>
       </w:r>
     </w:p>
     <w:p>

--- a/verificables revisión sistemática/S1_lista_PRISMA_2020.docx
+++ b/verificables revisión sistemática/S1_lista_PRISMA_2020.docx
@@ -883,7 +883,7 @@
               <w:rPr>
                 <w:sz w:val="18"/>
               </w:rPr>
-              <w:t>§2.6; extracción por duplicado e independiente completa (122 de 124 estudios), con la concordancia medida antes de resolver y 525 de 541 desacuerdos adjudicados por consenso. S11 y S12 aportan el rastro</w:t>
+              <w:t>§2.6; extracción por duplicado e independiente completa (122 de 124 estudios), con la concordancia medida antes de resolver y 539 de 541 desacuerdos adjudicados por consenso. S11 y S12 aportan el rastro</w:t>
             </w:r>
           </w:p>
         </w:tc>
@@ -1099,7 +1099,7 @@
               <w:rPr>
                 <w:sz w:val="18"/>
               </w:rPr>
-              <w:t>11 de los 12 estudios con diseño comparativo adjudicado sobre el artículo (RoB 2 en los aleatorizados, ROBINS-I en los no aleatorizados y las cohortes), a nivel de dominio y POR CONSENSO entre los dos autores, no por duplicado independiente. Los reportes y series de casos no se evalúan con instrumento formal, por decisión: §2.7 dice por qué. El estudio comparativo restante no tiene texto completo y no se evalúa. La limitación consta en §4.4</w:t>
+              <w:t>11 de los 14 estudios con diseño comparativo adjudicado sobre el artículo (RoB 2 en los aleatorizados, ROBINS-I en los no aleatorizados y las cohortes), a nivel de dominio y POR CONSENSO entre los dos autores, no por duplicado independiente. Los reportes y series de casos no se evalúan con instrumento formal, por decisión: §2.7 dice por qué. El estudio comparativo restante no tiene texto completo y no se evalúa. La limitación consta en §4.4</w:t>
             </w:r>
           </w:p>
         </w:tc>

--- a/verificables revisión sistemática/S1_lista_PRISMA_2020.docx
+++ b/verificables revisión sistemática/S1_lista_PRISMA_2020.docx
@@ -1315,7 +1315,7 @@
               <w:rPr>
                 <w:sz w:val="18"/>
               </w:rPr>
-              <w:t>§4.3 documenta 60 de 155 estudios registrados sin publicación; no se aplicaron pruebas estadísticas por no haber síntesis cuantitativa</w:t>
+              <w:t>§4.3 documenta 50 de 145 estudios registrados sin publicación; no se aplicaron pruebas estadísticas por no haber síntesis cuantitativa</w:t>
             </w:r>
           </w:p>
         </w:tc>
@@ -1531,7 +1531,7 @@
               <w:rPr>
                 <w:sz w:val="18"/>
               </w:rPr>
-              <w:t>§3.1.1 y S16: 29 estudios que el cribado había admitido se excluyeron al leer su texto completo, cada uno con su código de motivo y la frase del artículo que lo sostiene. S3 recoge además los motivos de las etapas 1 a 3 con vocabulario cerrado</w:t>
+              <w:t>§3.1.1 y S16: 39 estudios que el cribado había admitido se excluyeron al leer su texto completo, cada uno con su código de motivo y la frase del artículo que lo sostiene. S3 recoge además los motivos de las etapas 1 a 3 con vocabulario cerrado</w:t>
             </w:r>
           </w:p>
         </w:tc>

--- a/verificables revisión sistemática/S1_lista_PRISMA_2020.docx
+++ b/verificables revisión sistemática/S1_lista_PRISMA_2020.docx
@@ -1315,7 +1315,7 @@
               <w:rPr>
                 <w:sz w:val="18"/>
               </w:rPr>
-              <w:t>§4.3 documenta 50 de 145 estudios registrados sin publicación; no se aplicaron pruebas estadísticas por no haber síntesis cuantitativa</w:t>
+              <w:t>§4.3 documenta 42 de 137 estudios registrados sin publicación; no se aplicaron pruebas estadísticas por no haber síntesis cuantitativa</w:t>
             </w:r>
           </w:p>
         </w:tc>
@@ -1531,7 +1531,7 @@
               <w:rPr>
                 <w:sz w:val="18"/>
               </w:rPr>
-              <w:t>§3.1.1 y S16: 39 estudios que el cribado había admitido se excluyeron al leer su texto completo, cada uno con su código de motivo y la frase del artículo que lo sostiene. S3 recoge además los motivos de las etapas 1 a 3 con vocabulario cerrado</w:t>
+              <w:t>§3.1.1 y S16: 46 estudios que el cribado había admitido se excluyeron al leer su texto completo, cada uno con su código de motivo y la frase del artículo que lo sostiene. S3 recoge además los motivos de las etapas 1 a 3 con vocabulario cerrado</w:t>
             </w:r>
           </w:p>
         </w:tc>

--- a/verificables revisión sistemática/S1_lista_PRISMA_2020.docx
+++ b/verificables revisión sistemática/S1_lista_PRISMA_2020.docx
@@ -17,7 +17,7 @@
           <w:i/>
           <w:sz w:val="19"/>
         </w:rPr>
-        <w:t>Fagoterapia en Pseudomonas aeruginosa multirresistente. Estado a 14 de septiembre de 2026.</w:t>
+        <w:t>Fagoterapia en Pseudomonas aeruginosa multirresistente. Estado a 15 de septiembre de 2026.</w:t>
       </w:r>
     </w:p>
     <w:p>

--- a/verificables revisión sistemática/S1_lista_PRISMA_2020.docx
+++ b/verificables revisión sistemática/S1_lista_PRISMA_2020.docx
@@ -17,7 +17,7 @@
           <w:i/>
           <w:sz w:val="19"/>
         </w:rPr>
-        <w:t>Fagoterapia en Pseudomonas aeruginosa multirresistente. Estado a 15 de septiembre de 2026.</w:t>
+        <w:t>Fagoterapia en Pseudomonas aeruginosa multirresistente. Estado a 16 de septiembre de 2026.</w:t>
       </w:r>
     </w:p>
     <w:p>
@@ -1085,7 +1085,7 @@
               <w:rPr>
                 <w:sz w:val="18"/>
               </w:rPr>
-              <w:t>CUMPLE</w:t>
+              <w:t>PARCIAL</w:t>
             </w:r>
           </w:p>
         </w:tc>
@@ -1099,7 +1099,7 @@
               <w:rPr>
                 <w:sz w:val="18"/>
               </w:rPr>
-              <w:t>11 de los 14 estudios con diseño comparativo adjudicado sobre el artículo (RoB 2 en los aleatorizados, ROBINS-I en los no aleatorizados y las cohortes), a nivel de dominio y POR CONSENSO entre los dos autores, no por duplicado independiente. Los reportes y series de casos no se evalúan con instrumento formal, por decisión: §2.7 dice por qué. El estudio comparativo restante no tiene texto completo y no se evalúa. La limitación consta en §4.4</w:t>
+              <w:t>12 de los 15 estudios con diseño comparativo adjudicado sobre el artículo (RoB 2 en los aleatorizados, ROBINS-I en los no aleatorizados y las cohortes), a nivel de dominio y POR CONSENSO entre los dos autores, no por duplicado independiente. Los reportes y series de casos no se evalúan con instrumento formal, por decisión: §2.7 dice por qué. La evaluación está EN CURSO: faltan 8 de los 90 juicios. §2.7 lo declara</w:t>
             </w:r>
           </w:p>
         </w:tc>
@@ -1660,7 +1660,7 @@
               <w:rPr>
                 <w:sz w:val="18"/>
               </w:rPr>
-              <w:t>CUMPLE</w:t>
+              <w:t>NO CUMPLE</w:t>
             </w:r>
           </w:p>
         </w:tc>
@@ -1674,7 +1674,7 @@
               <w:rPr>
                 <w:sz w:val="18"/>
               </w:rPr>
-              <w:t>Tabla de dominios con los 82 juicios, estudio por estudio, en §3.7</w:t>
+              <w:t>Los juicios por estudio aún no están emitidos (faltan 8 de 90). No se sustituyen por ningún indicador derivado del diseño. §2.7 y §4.4</w:t>
             </w:r>
           </w:p>
         </w:tc>
@@ -2478,7 +2478,7 @@
         <w:pStyle w:val="ListBullet"/>
       </w:pPr>
       <w:r>
-        <w:t>CUMPLE: 22 ítems</w:t>
+        <w:t>CUMPLE: 20 ítems</w:t>
       </w:r>
     </w:p>
     <w:p>
@@ -2486,7 +2486,15 @@
         <w:pStyle w:val="ListBullet"/>
       </w:pPr>
       <w:r>
-        <w:t>PARCIAL: 6 ítems</w:t>
+        <w:t>PARCIAL: 7 ítems</w:t>
+      </w:r>
+    </w:p>
+    <w:p>
+      <w:pPr>
+        <w:pStyle w:val="ListBullet"/>
+      </w:pPr>
+      <w:r>
+        <w:t>NO CUMPLE: 1 ítems</w:t>
       </w:r>
     </w:p>
     <w:p>

--- a/verificables revisión sistemática/S1_lista_PRISMA_2020.docx
+++ b/verificables revisión sistemática/S1_lista_PRISMA_2020.docx
@@ -1085,7 +1085,7 @@
               <w:rPr>
                 <w:sz w:val="18"/>
               </w:rPr>
-              <w:t>PARCIAL</w:t>
+              <w:t>CUMPLE</w:t>
             </w:r>
           </w:p>
         </w:tc>
@@ -1099,7 +1099,7 @@
               <w:rPr>
                 <w:sz w:val="18"/>
               </w:rPr>
-              <w:t>12 de los 15 estudios con diseño comparativo adjudicado sobre el artículo (RoB 2 en los aleatorizados, ROBINS-I en los no aleatorizados y las cohortes), a nivel de dominio y POR CONSENSO entre los dos autores, no por duplicado independiente. Los reportes y series de casos no se evalúan con instrumento formal, por decisión: §2.7 dice por qué. La evaluación está EN CURSO: faltan 8 de los 90 juicios. §2.7 lo declara</w:t>
+              <w:t>12 de los 15 estudios con diseño comparativo adjudicado sobre el artículo (RoB 2 en los aleatorizados, ROBINS-I en los no aleatorizados y las cohortes), a nivel de dominio y POR CONSENSO entre los dos autores, no por duplicado independiente. Los reportes y series de casos no se evalúan con instrumento formal, por decisión: §2.7 dice por qué. El estudio comparativo restante no tiene texto completo y no se evalúa. La limitación consta en §4.4</w:t>
             </w:r>
           </w:p>
         </w:tc>
@@ -1660,7 +1660,7 @@
               <w:rPr>
                 <w:sz w:val="18"/>
               </w:rPr>
-              <w:t>NO CUMPLE</w:t>
+              <w:t>CUMPLE</w:t>
             </w:r>
           </w:p>
         </w:tc>
@@ -1674,7 +1674,7 @@
               <w:rPr>
                 <w:sz w:val="18"/>
               </w:rPr>
-              <w:t>Los juicios por estudio aún no están emitidos (faltan 8 de 90). No se sustituyen por ningún indicador derivado del diseño. §2.7 y §4.4</w:t>
+              <w:t>Tabla de dominios con los 90 juicios, estudio por estudio, en §3.7</w:t>
             </w:r>
           </w:p>
         </w:tc>
@@ -2478,7 +2478,7 @@
         <w:pStyle w:val="ListBullet"/>
       </w:pPr>
       <w:r>
-        <w:t>CUMPLE: 20 ítems</w:t>
+        <w:t>CUMPLE: 22 ítems</w:t>
       </w:r>
     </w:p>
     <w:p>
@@ -2486,15 +2486,7 @@
         <w:pStyle w:val="ListBullet"/>
       </w:pPr>
       <w:r>
-        <w:t>PARCIAL: 7 ítems</w:t>
-      </w:r>
-    </w:p>
-    <w:p>
-      <w:pPr>
-        <w:pStyle w:val="ListBullet"/>
-      </w:pPr>
-      <w:r>
-        <w:t>NO CUMPLE: 1 ítems</w:t>
+        <w:t>PARCIAL: 6 ítems</w:t>
       </w:r>
     </w:p>
     <w:p>

--- a/verificables revisión sistemática/S1_lista_PRISMA_2020.docx
+++ b/verificables revisión sistemática/S1_lista_PRISMA_2020.docx
@@ -17,7 +17,7 @@
           <w:i/>
           <w:sz w:val="19"/>
         </w:rPr>
-        <w:t>Fagoterapia en Pseudomonas aeruginosa multirresistente. Estado a 16 de septiembre de 2026.</w:t>
+        <w:t>Fagoterapia en Pseudomonas aeruginosa multirresistente. Estado a 22 de septiembre de 2026.</w:t>
       </w:r>
     </w:p>
     <w:p>

--- a/verificables revisión sistemática/S1_lista_PRISMA_2020.docx
+++ b/verificables revisión sistemática/S1_lista_PRISMA_2020.docx
@@ -1099,7 +1099,7 @@
               <w:rPr>
                 <w:sz w:val="18"/>
               </w:rPr>
-              <w:t>12 de los 15 estudios con diseño comparativo adjudicado sobre el artículo (RoB 2 en los aleatorizados, ROBINS-I en los no aleatorizados y las cohortes), a nivel de dominio y POR CONSENSO entre los dos autores, no por duplicado independiente. Los reportes y series de casos no se evalúan con instrumento formal, por decisión: §2.7 dice por qué. El estudio comparativo restante no tiene texto completo y no se evalúa. La limitación consta en §4.4</w:t>
+              <w:t>11 de los 14 estudios con diseño comparativo adjudicado sobre el artículo (RoB 2 en los aleatorizados, ROBINS-I en los no aleatorizados y las cohortes), a nivel de dominio y POR CONSENSO entre los dos autores, no por duplicado independiente. Los reportes y series de casos no se evalúan con instrumento formal, por decisión: §2.7 dice por qué. El estudio comparativo restante no tiene texto completo y no se evalúa. La limitación consta en §4.4</w:t>
             </w:r>
           </w:p>
         </w:tc>
@@ -1315,7 +1315,7 @@
               <w:rPr>
                 <w:sz w:val="18"/>
               </w:rPr>
-              <w:t>§4.3 documenta 42 de 137 estudios registrados sin publicación; no se aplicaron pruebas estadísticas por no haber síntesis cuantitativa</w:t>
+              <w:t>§4.3 documenta 42 de 136 estudios registrados sin publicación; no se aplicaron pruebas estadísticas por no haber síntesis cuantitativa</w:t>
             </w:r>
           </w:p>
         </w:tc>
@@ -1531,7 +1531,7 @@
               <w:rPr>
                 <w:sz w:val="18"/>
               </w:rPr>
-              <w:t>§3.1.1 y S16: 46 estudios que el cribado había admitido se excluyeron al leer su texto completo, cada uno con su código de motivo y la frase del artículo que lo sostiene. S3 recoge además los motivos de las etapas 1 a 3 con vocabulario cerrado</w:t>
+              <w:t>§3.1.1 y S16: 47 estudios que el cribado había admitido se excluyeron al leer su texto completo, cada uno con su código de motivo y la frase del artículo que lo sostiene. S3 recoge además los motivos de las etapas 1 a 3 con vocabulario cerrado</w:t>
             </w:r>
           </w:p>
         </w:tc>
@@ -1674,7 +1674,7 @@
               <w:rPr>
                 <w:sz w:val="18"/>
               </w:rPr>
-              <w:t>Tabla de dominios con los 90 juicios, estudio por estudio, en §3.7</w:t>
+              <w:t>Tabla de dominios con los 82 juicios, estudio por estudio, en §3.7</w:t>
             </w:r>
           </w:p>
         </w:tc>

--- a/verificables revisión sistemática/S1_lista_PRISMA_2020.docx
+++ b/verificables revisión sistemática/S1_lista_PRISMA_2020.docx
@@ -17,7 +17,7 @@
           <w:i/>
           <w:sz w:val="19"/>
         </w:rPr>
-        <w:t>Fagoterapia en Pseudomonas aeruginosa multirresistente. Estado a 22 de septiembre de 2026.</w:t>
+        <w:t>Fagoterapia en Pseudomonas aeruginosa multirresistente. Estado a 23 de septiembre de 2026.</w:t>
       </w:r>
     </w:p>
     <w:p>

--- a/verificables revisión sistemática/S1_lista_PRISMA_2020.docx
+++ b/verificables revisión sistemática/S1_lista_PRISMA_2020.docx
@@ -17,7 +17,7 @@
           <w:i/>
           <w:sz w:val="19"/>
         </w:rPr>
-        <w:t>Fagoterapia en Pseudomonas aeruginosa multirresistente. Estado a 23 de septiembre de 2026.</w:t>
+        <w:t>Fagoterapia en Pseudomonas aeruginosa multirresistente. Estado a 3 de octubre de 2026.</w:t>
       </w:r>
     </w:p>
     <w:p>
@@ -1099,7 +1099,7 @@
               <w:rPr>
                 <w:sz w:val="18"/>
               </w:rPr>
-              <w:t>11 de los 14 estudios con diseño comparativo adjudicado sobre el artículo (RoB 2 en los aleatorizados, ROBINS-I en los no aleatorizados y las cohortes), a nivel de dominio y POR CONSENSO entre los dos autores, no por duplicado independiente. Los reportes y series de casos no se evalúan con instrumento formal, por decisión: §2.7 dice por qué. El estudio comparativo restante no tiene texto completo y no se evalúa. La limitación consta en §4.4</w:t>
+              <w:t>10 de los 13 estudios con diseño comparativo adjudicado sobre el artículo (RoB 2 en los aleatorizados, ROBINS-I en los no aleatorizados y las cohortes), a nivel de dominio y POR CONSENSO entre los dos autores, no por duplicado independiente. Los reportes y series de casos no se evalúan con instrumento formal, por decisión: §2.7 dice por qué. El estudio comparativo restante no tiene texto completo y no se evalúa. La limitación consta en §4.4</w:t>
             </w:r>
           </w:p>
         </w:tc>
@@ -1315,7 +1315,7 @@
               <w:rPr>
                 <w:sz w:val="18"/>
               </w:rPr>
-              <w:t>§4.3 documenta 42 de 136 estudios registrados sin publicación; no se aplicaron pruebas estadísticas por no haber síntesis cuantitativa</w:t>
+              <w:t>§4.3 documenta 42 de 132 estudios registrados sin publicación; no se aplicaron pruebas estadísticas por no haber síntesis cuantitativa</w:t>
             </w:r>
           </w:p>
         </w:tc>
@@ -1531,7 +1531,7 @@
               <w:rPr>
                 <w:sz w:val="18"/>
               </w:rPr>
-              <w:t>§3.1.1 y S16: 47 estudios que el cribado había admitido se excluyeron al leer su texto completo, cada uno con su código de motivo y la frase del artículo que lo sostiene. S3 recoge además los motivos de las etapas 1 a 3 con vocabulario cerrado</w:t>
+              <w:t>§3.1.1 y S16: 51 estudios que el cribado había admitido se excluyeron al leer su texto completo, cada uno con su código de motivo y la frase del artículo que lo sostiene. S3 recoge además los motivos de las etapas 1 a 3 con vocabulario cerrado</w:t>
             </w:r>
           </w:p>
         </w:tc>
@@ -1674,7 +1674,7 @@
               <w:rPr>
                 <w:sz w:val="18"/>
               </w:rPr>
-              <w:t>Tabla de dominios con los 82 juicios, estudio por estudio, en §3.7</w:t>
+              <w:t>Tabla de dominios con los 74 juicios, estudio por estudio, en §3.7</w:t>
             </w:r>
           </w:p>
         </w:tc>

--- a/verificables revisión sistemática/S1_lista_PRISMA_2020.docx
+++ b/verificables revisión sistemática/S1_lista_PRISMA_2020.docx
@@ -17,7 +17,7 @@
           <w:i/>
           <w:sz w:val="19"/>
         </w:rPr>
-        <w:t>Fagoterapia en Pseudomonas aeruginosa multirresistente. Estado a 3 de octubre de 2026.</w:t>
+        <w:t>Fagoterapia en Pseudomonas aeruginosa multirresistente. Estado a 6 de octubre de 2026.</w:t>
       </w:r>
     </w:p>
     <w:p>
@@ -1099,7 +1099,7 @@
               <w:rPr>
                 <w:sz w:val="18"/>
               </w:rPr>
-              <w:t>10 de los 13 estudios con diseño comparativo adjudicado sobre el artículo (RoB 2 en los aleatorizados, ROBINS-I en los no aleatorizados y las cohortes), a nivel de dominio y POR CONSENSO entre los dos autores, no por duplicado independiente. Los reportes y series de casos no se evalúan con instrumento formal, por decisión: §2.7 dice por qué. El estudio comparativo restante no tiene texto completo y no se evalúa. La limitación consta en §4.4</w:t>
+              <w:t>9 de los 12 estudios con diseño comparativo adjudicado sobre el artículo (RoB 2 en los aleatorizados, ROBINS-I en los no aleatorizados y las cohortes), a nivel de dominio y POR CONSENSO entre los dos autores, no por duplicado independiente. Los reportes y series de casos no se evalúan con instrumento formal, por decisión: §2.7 dice por qué. El estudio comparativo restante no tiene texto completo y no se evalúa. La limitación consta en §4.4</w:t>
             </w:r>
           </w:p>
         </w:tc>
@@ -1315,7 +1315,7 @@
               <w:rPr>
                 <w:sz w:val="18"/>
               </w:rPr>
-              <w:t>§4.3 documenta 42 de 132 estudios registrados sin publicación; no se aplicaron pruebas estadísticas por no haber síntesis cuantitativa</w:t>
+              <w:t>§4.3 documenta 42 de 128 estudios registrados sin publicación; no se aplicaron pruebas estadísticas por no haber síntesis cuantitativa</w:t>
             </w:r>
           </w:p>
         </w:tc>
@@ -1531,7 +1531,7 @@
               <w:rPr>
                 <w:sz w:val="18"/>
               </w:rPr>
-              <w:t>§3.1.1 y S16: 51 estudios que el cribado había admitido se excluyeron al leer su texto completo, cada uno con su código de motivo y la frase del artículo que lo sostiene. S3 recoge además los motivos de las etapas 1 a 3 con vocabulario cerrado</w:t>
+              <w:t>§3.1.1 y S16: 55 estudios que el cribado había admitido se excluyeron al leer su texto completo, cada uno con su código de motivo y la frase del artículo que lo sostiene. S3 recoge además los motivos de las etapas 1 a 3 con vocabulario cerrado</w:t>
             </w:r>
           </w:p>
         </w:tc>
@@ -1674,7 +1674,7 @@
               <w:rPr>
                 <w:sz w:val="18"/>
               </w:rPr>
-              <w:t>Tabla de dominios con los 74 juicios, estudio por estudio, en §3.7</w:t>
+              <w:t>Tabla de dominios con los 68 juicios, estudio por estudio, en §3.7</w:t>
             </w:r>
           </w:p>
         </w:tc>

--- a/verificables revisión sistemática/S1_lista_PRISMA_2020.docx
+++ b/verificables revisión sistemática/S1_lista_PRISMA_2020.docx
@@ -17,7 +17,7 @@
           <w:i/>
           <w:sz w:val="19"/>
         </w:rPr>
-        <w:t>Fagoterapia en Pseudomonas aeruginosa multirresistente. Estado a 6 de octubre de 2026.</w:t>
+        <w:t>Fagoterapia en Pseudomonas aeruginosa multirresistente. Estado a 7 de octubre de 2026.</w:t>
       </w:r>
     </w:p>
     <w:p>
@@ -1099,7 +1099,7 @@
               <w:rPr>
                 <w:sz w:val="18"/>
               </w:rPr>
-              <w:t>9 de los 12 estudios con diseño comparativo adjudicado sobre el artículo (RoB 2 en los aleatorizados, ROBINS-I en los no aleatorizados y las cohortes), a nivel de dominio y POR CONSENSO entre los dos autores, no por duplicado independiente. Los reportes y series de casos no se evalúan con instrumento formal, por decisión: §2.7 dice por qué. El estudio comparativo restante no tiene texto completo y no se evalúa. La limitación consta en §4.4</w:t>
+              <w:t>9 de los 9 estudios con diseño comparativo adjudicado sobre el artículo (RoB 2 en los aleatorizados, ROBINS-I en los no aleatorizados y las cohortes), a nivel de dominio y POR CONSENSO entre los dos autores, no por duplicado independiente. Los reportes y series de casos no se evalúan con instrumento formal, por decisión: §2.7 dice por qué. El estudio comparativo restante no tiene texto completo y no se evalúa. La limitación consta en §4.4</w:t>
             </w:r>
           </w:p>
         </w:tc>
@@ -1315,7 +1315,7 @@
               <w:rPr>
                 <w:sz w:val="18"/>
               </w:rPr>
-              <w:t>§4.3 documenta 42 de 128 estudios registrados sin publicación; no se aplicaron pruebas estadísticas por no haber síntesis cuantitativa</w:t>
+              <w:t>§4.3 documenta 0 de 65 estudios registrados sin publicación; no se aplicaron pruebas estadísticas por no haber síntesis cuantitativa</w:t>
             </w:r>
           </w:p>
         </w:tc>
@@ -1531,7 +1531,7 @@
               <w:rPr>
                 <w:sz w:val="18"/>
               </w:rPr>
-              <w:t>§3.1.1 y S16: 55 estudios que el cribado había admitido se excluyeron al leer su texto completo, cada uno con su código de motivo y la frase del artículo que lo sostiene. S3 recoge además los motivos de las etapas 1 a 3 con vocabulario cerrado</w:t>
+              <w:t>§3.1.1 y S16: 118 estudios que el cribado había admitido se excluyeron al leer su texto completo, cada uno con su código de motivo y la frase del artículo que lo sostiene. S3 recoge además los motivos de las etapas 1 a 3 con vocabulario cerrado</w:t>
             </w:r>
           </w:p>
         </w:tc>

--- a/verificables revisión sistemática/S1_lista_PRISMA_2020.docx
+++ b/verificables revisión sistemática/S1_lista_PRISMA_2020.docx
@@ -17,7 +17,7 @@
           <w:i/>
           <w:sz w:val="19"/>
         </w:rPr>
-        <w:t>Fagoterapia en Pseudomonas aeruginosa multirresistente. Estado a 7 de octubre de 2026.</w:t>
+        <w:t>Fagoterapia en Pseudomonas aeruginosa multirresistente. Estado a 12 de octubre de 2026.</w:t>
       </w:r>
     </w:p>
     <w:p>
@@ -653,7 +653,7 @@
               <w:rPr>
                 <w:sz w:val="18"/>
               </w:rPr>
-              <w:t>CUMPLE</w:t>
+              <w:t>PARCIAL</w:t>
             </w:r>
           </w:p>
         </w:tc>
@@ -667,7 +667,7 @@
               <w:rPr>
                 <w:sz w:val="18"/>
               </w:rPr>
-              <w:t>§2.3</w:t>
+              <w:t>§2.3 y S2. No hay fecha de ejecución por fuente. Las ejecuciones documentadas son del 3 y el 4 de agosto de 2026, y la exportación de BVS se incorporó al corpus el 10 de agosto; la ejecución de Scopus cuya exportación entró al corpus no tiene fecha registrada (el fichero de su brazo B se terminó de escribir el 5 de agosto)</w:t>
             </w:r>
           </w:p>
         </w:tc>
@@ -811,7 +811,7 @@
               <w:rPr>
                 <w:sz w:val="18"/>
               </w:rPr>
-              <w:t>§2.4; la etapa 1 aplica reglas deterministas y las etapas 2 y 3 las emitió un modelo de lenguaje (Claude Opus 5) como revisor único, sin duplicación independiente, aplicando criterios y un vocabulario cerrado fijados de antemano por los autores. Los informes que superaron el cribado los revisaron los autores uno a uno antes de agruparlos en estudios (S5). Lo no revisado es lo que el modelo excluyó. Declarado en §2.4 y como limitación en §4.4; el registro completo, con modelo y marca de tiempo por decisión, está en S3</w:t>
+              <w:t>§2.4; la etapa 1 aplica reglas deterministas, y las decisiones registro a registro de las etapas 2 y 3 las emitió un modelo de lenguaje (Claude Opus 5) como revisor único, sin duplicación. El vocabulario de motivos no se fijó antes de empezar: el 4 de agosto de 2026 (primer día de cribado de títulos) el modelo escribió los motivos en texto libre, y los códigos, cuya redacción procede de esos textos, se usaron desde el 5 de agosto de 2026; no consta que los autores los fijaran antes. Ese primer día se añadieron además, a mitad de lote, dos reglas que concretan los criterios: endolisinas aisladas fuera (intervención) e informes veterinarios fuera (población). D.V. fue el único revisor humano. Según declara D.V. (8 de octubre de 2026), examinó uno a uno los informes que superaron el cribado; ese examen no quedó registrado. Lo que el modelo excluyó no lo releyó ningún humano, salvo la muestra de 350 del recribado (S19). Declarado en §2.4 y como primera limitación en §4.4; el registro completo, con modelo y marca de tiempo por decisión, está en S3</w:t>
             </w:r>
           </w:p>
         </w:tc>
@@ -883,7 +883,7 @@
               <w:rPr>
                 <w:sz w:val="18"/>
               </w:rPr>
-              <w:t>§2.6; extracción por duplicado e independiente completa (122 de 124 estudios), con la concordancia medida antes de resolver y 539 de 541 desacuerdos adjudicados por consenso. S11 y S12 aportan el rastro</w:t>
+              <w:t>§2.6; extracción por duplicado (122 de 124 estudios), con la concordancia medida antes de resolver y 539 de 541 desacuerdos adjudicados; el registro anota a los dos revisores en 14 y a uno solo en 525, y 2 se cerraron por una regla mecánica sin firma conjunta. La independencia de las dos extracciones no está acreditada: la columna de texto libre que localiza cada dato coincide entre los dos cuadernos en 107 de 107 filas, erratas incluidas. S11 y S12 aportan el rastro</w:t>
             </w:r>
           </w:p>
         </w:tc>
@@ -1099,7 +1099,7 @@
               <w:rPr>
                 <w:sz w:val="18"/>
               </w:rPr>
-              <w:t>9 de los 9 estudios con diseño comparativo adjudicado sobre el artículo (RoB 2 en los aleatorizados, ROBINS-I en los no aleatorizados y las cohortes), a nivel de dominio y POR CONSENSO entre los dos autores, no por duplicado independiente. Los reportes y series de casos no se evalúan con instrumento formal, por decisión: §2.7 dice por qué. El estudio comparativo restante no tiene texto completo y no se evalúa. La limitación consta en §4.4</w:t>
+              <w:t>9 de los 9 estudios con diseño comparativo adjudicado sobre el artículo (RoB 2 en los aleatorizados, ROBINS-I en los no aleatorizados y las cohortes), a nivel de dominio. Se declaró evaluación por consenso. Hubo dos cuadernos, uno a nombre de cada autor, sin independencia acreditada: compartían 7 418 caracteres de notas idénticas, y el registro del 5 de septiembre de 2026 concluye que un cuaderno salió del otro. El canal que escribió el modelo de lenguaje generó el cuaderno de consenso con los juicios coincidentes precargados y los discrepantes en blanco; lo firmaron los dos autores el 9 de septiembre de 2026, y los 11 desacuerdos se resolvieron hacia el cuaderno de D.V. La concordancia (49 de 60 juicios, kappa 0,74) no mide dos evaluaciones independientes. Los reportes y series de casos no se evalúan con instrumento formal, por decisión: §2.7 dice por qué. La limitación consta en §4.4</w:t>
             </w:r>
           </w:p>
         </w:tc>
@@ -1315,7 +1315,7 @@
               <w:rPr>
                 <w:sz w:val="18"/>
               </w:rPr>
-              <w:t>§4.3 documenta 0 de 65 estudios registrados sin publicación; no se aplicaron pruebas estadísticas por no haber síntesis cuantitativa</w:t>
+              <w:t>§4.3 documenta que 42 de los 128 estudios que llegaron al criterio del texto completo eran solo fichas de registro, sin publicación localizable; el criterio los saca del corpus, no del campo. No se aplicaron pruebas estadísticas por no haber síntesis cuantitativa</w:t>
             </w:r>
           </w:p>
         </w:tc>
@@ -1531,7 +1531,7 @@
               <w:rPr>
                 <w:sz w:val="18"/>
               </w:rPr>
-              <w:t>§3.1.1 y S16: 118 estudios que el cribado había admitido se excluyeron al leer su texto completo, cada uno con su código de motivo y la frase del artículo que lo sostiene. S3 recoge además los motivos de las etapas 1 a 3 con vocabulario cerrado</w:t>
+              <w:t>§3.1.1 y S16: 118 estudios que el cribado había admitido se excluyeron en la fase de texto completo, cada uno con su código de motivo. 63 (NOPDF) y 4 (NOREC) se excluyeron porque no se consiguió o no se pudo leer el artículo, no porque se haya comprobado que incumplen los criterios, y no llevan cita; otros 4 llevan solo el motivo. Los 47 restantes llevan la frase del texto leído (artículo o ficha de registro) que sostiene la exclusión, salvo EST-205 (REV), decidido sobre la indexación de SciELO sin leer el texto. Las firmaron los dos autores salvo 2, que firmó D.V. solo (EST-118 y EST-205). El modelo leyó los textos completos y propuso, con su cita, las exclusiones que se apoyan en ellos. S3 recoge además los motivos de las etapas 2 y 3 tal como se escribieron</w:t>
             </w:r>
           </w:p>
         </w:tc>
@@ -2231,7 +2231,7 @@
               <w:rPr>
                 <w:sz w:val="18"/>
               </w:rPr>
-              <w:t>CUMPLE (una enmienda declarada)</w:t>
+              <w:t>CUMPLE (enmiendas declaradas)</w:t>
             </w:r>
           </w:p>
         </w:tc>
@@ -2245,7 +2245,7 @@
               <w:rPr>
                 <w:sz w:val="18"/>
               </w:rPr>
-              <w:t>§2.9 declara la restricción de idioma adoptada el 11-08-2026, con el cribado ya cerrado, y mide su impacto: 35 estudios eliminados, 18 de ellos comparativos y uno del conjunto de control positivo. El registro de decisiones es solo-anexar y permite reconstruir el corpus previo</w:t>
+              <w:t>Todas posteriores al cribado y declaradas (§2.9 y §3.1.1): la restricción de idioma a inglés y español (11-08-2026), con su impacto medido: 35 estudios eliminados, 18 de ellos comparativos y 1 del conjunto de control positivo; NOREC, adoptado el 02-09-2026 para 1 estudio y aplicado el 06-10-2026 a 3 más, y ampliado ese mismo día a NOPDF, que excluye todo estudio sin el artículo completo (63 estudios); NOORG (14-09-2026, fichas de registro que no declaran el organismo; 7 estudios), y los códigos IDI, PRO e INT, añadidos después del vocabulario original. El registro de decisiones es solo-anexar y permite reconstruir el corpus previo</w:t>
             </w:r>
           </w:p>
         </w:tc>
@@ -2478,7 +2478,7 @@
         <w:pStyle w:val="ListBullet"/>
       </w:pPr>
       <w:r>
-        <w:t>CUMPLE: 22 ítems</w:t>
+        <w:t>CUMPLE: 21 ítems</w:t>
       </w:r>
     </w:p>
     <w:p>
@@ -2486,7 +2486,7 @@
         <w:pStyle w:val="ListBullet"/>
       </w:pPr>
       <w:r>
-        <w:t>PARCIAL: 6 ítems</w:t>
+        <w:t>PARCIAL: 7 ítems</w:t>
       </w:r>
     </w:p>
     <w:p>
@@ -2495,16 +2495,6 @@
       </w:pPr>
       <w:r>
         <w:t>NO APLICA: 3 ítems</w:t>
-      </w:r>
-    </w:p>
-    <w:p>
-      <w:r>
-        <w:rPr>
-          <w:i/>
-          <w:color w:val="444444"/>
-          <w:sz w:val="17"/>
-        </w:rPr>
-        <w:t>Los ítems marcados NO CUMPLE dependen todos de la extracción por duplicado, que está en curso. Se declaran como limitación en §4.4 del manuscrito en lugar de presentarse como cumplidos.</w:t>
       </w:r>
     </w:p>
     <w:sectPr>

--- a/verificables revisión sistemática/S1_lista_PRISMA_2020.docx
+++ b/verificables revisión sistemática/S1_lista_PRISMA_2020.docx
@@ -17,7 +17,7 @@
           <w:i/>
           <w:sz w:val="19"/>
         </w:rPr>
-        <w:t>Fagoterapia en Pseudomonas aeruginosa multirresistente. Estado a 12 de octubre de 2026.</w:t>
+        <w:t>Fagoterapia en Pseudomonas aeruginosa multirresistente. Estado a 14 de octubre de 2026.</w:t>
       </w:r>
     </w:p>
     <w:p>
@@ -595,7 +595,7 @@
               <w:rPr>
                 <w:sz w:val="18"/>
               </w:rPr>
-              <w:t>§2.2, incluido el criterio de idioma (inglés o español), verificado informe por informe en S9 y sobre el texto completo en S10</w:t>
+              <w:t>§2.2, incluido el criterio de idioma (inglés o español). S9 da el idioma informe por informe y la prueba en que se apoya (el título y el resumen en 200 de los 233 informes). S10 da el idioma del cuerpo del PDF de cada uno de los 65 estudios del corpus: una detección mecánica (palabras vacías de 8 idiomas y fracción de caracteres cirílicos y CJK) que hace comprueba_idioma_cuerpo.py, un guion del canal escrito por el modelo, introducida el 6 de octubre de 2026 y rehecha en cada pasada del canal. Da inglés en los 65; la columna mirar_a_mano marca 1 PDF para revisarlo página a página por su fracción de cirílico o CJK (EST-075)</w:t>
             </w:r>
           </w:p>
         </w:tc>
@@ -811,7 +811,7 @@
               <w:rPr>
                 <w:sz w:val="18"/>
               </w:rPr>
-              <w:t>§2.4; la etapa 1 aplica reglas deterministas, y las decisiones registro a registro de las etapas 2 y 3 las emitió un modelo de lenguaje (Claude Opus 5) como revisor único, sin duplicación. El vocabulario de motivos no se fijó antes de empezar: el 4 de agosto de 2026 (primer día de cribado de títulos) el modelo escribió los motivos en texto libre, y los códigos, cuya redacción procede de esos textos, se usaron desde el 5 de agosto de 2026; no consta que los autores los fijaran antes. Ese primer día se añadieron además, a mitad de lote, dos reglas que concretan los criterios: endolisinas aisladas fuera (intervención) e informes veterinarios fuera (población). D.V. fue el único revisor humano. Según declara D.V. (8 de octubre de 2026), examinó uno a uno los informes que superaron el cribado; ese examen no quedó registrado. Lo que el modelo excluyó no lo releyó ningún humano, salvo la muestra de 350 del recribado (S19). Declarado en §2.4 y como primera limitación en §4.4; el registro completo, con modelo y marca de tiempo por decisión, está en S3</w:t>
+              <w:t>§2.4; la etapa 1 aplica reglas deterministas, y las decisiones registro a registro de las etapas 2 y 3 las emitió un modelo de lenguaje (Claude Opus 5) como revisor único, sin duplicación. El cribado empezó el 4 de agosto de 2026 por la mañana con una primera pasada del modelo sobre el brazo A de PubMed (1 321 filas de título y 195 de resumen), que el cribado del pozo sustituyó desde las 23:49 del mismo día; en ella el modelo metió en sus guiones, a mitad de lote, dos reglas que concretan los criterios —endolisinas aisladas fuera (intervención) e informes veterinarios fuera (población)—, y la auditoría de controles positivos cazó la exclusión de Ronit 2024 (S6 y S19). El vocabulario de motivos no se fijó antes de empezar: el 4 de agosto de 2026 (primer día de cribado de títulos) el modelo escribió los motivos en texto libre, y los códigos, cuya redacción procede de esos textos, se usaron en el título desde el 5 de agosto de 2026; no consta que los autores los fijaran antes. En la etapa de resumen, las 77 filas que el pozo heredó de la primera pasada conservan su motivo en inglés (S19). D.V. fue el único revisor humano. Según declara D.V. (8 de octubre de 2026), examinó uno a uno los informes que superaron el cribado; ese examen no quedó registrado. Lo que el modelo excluyó no lo releyó ningún humano, salvo la muestra de 350 del recribado (S19). Declarado en §2.4 y como primera limitación en §4.4. Cada decisión del cribado vigente está registrada con su motivo y su marca de tiempo, y se aporta íntegra (S3, S4); la primera pasada del 4 de agosto sobre el brazo A de PubMed, que el cribado del pozo sustituyó, consta en el repositorio y no en S3</w:t>
             </w:r>
           </w:p>
         </w:tc>
@@ -1531,7 +1531,7 @@
               <w:rPr>
                 <w:sz w:val="18"/>
               </w:rPr>
-              <w:t>§3.1.1 y S16: 118 estudios que el cribado había admitido se excluyeron en la fase de texto completo, cada uno con su código de motivo. 63 (NOPDF) y 4 (NOREC) se excluyeron porque no se consiguió o no se pudo leer el artículo, no porque se haya comprobado que incumplen los criterios, y no llevan cita; otros 4 llevan solo el motivo. Los 47 restantes llevan la frase del texto leído (artículo o ficha de registro) que sostiene la exclusión, salvo EST-205 (REV), decidido sobre la indexación de SciELO sin leer el texto. Las firmaron los dos autores salvo 2, que firmó D.V. solo (EST-118 y EST-205). El modelo leyó los textos completos y propuso, con su cita, las exclusiones que se apoyan en ellos. S3 recoge además los motivos de las etapas 2 y 3 tal como se escribieron</w:t>
+              <w:t>§3.1.1 y S16: 118 estudios que el cribado había admitido se excluyeron en la fase de texto completo, cada uno con su código de motivo. 63 (NOPDF) y 4 (NOREC) se excluyeron porque no se consiguió o no se pudo leer el artículo, no porque se haya comprobado que incumplen los criterios, y no llevan cita; otros 4 llevan solo el motivo. Los 47 restantes llevan la frase del texto leído (artículo o ficha de registro) que sostiene la exclusión, salvo EST-205 (REV), decidido sobre la indexación de SciELO sin leer el texto. Las firmaron los dos autores salvo 2, que firmó D.V. solo (EST-118 y EST-205). El modelo leyó los textos completos y las fichas de registro y propuso, con su cita, las exclusiones que se apoyan en los textos que leyó. S3 recoge además los motivos de las etapas 2 y 3 del cribado vigente tal como se escribieron</w:t>
             </w:r>
           </w:p>
         </w:tc>
@@ -2444,7 +2444,7 @@
               <w:rPr>
                 <w:sz w:val="18"/>
               </w:rPr>
-              <w:t>CUMPLE</w:t>
+              <w:t>PARCIAL</w:t>
             </w:r>
           </w:p>
         </w:tc>
@@ -2458,7 +2458,7 @@
               <w:rPr>
                 <w:sz w:val="18"/>
               </w:rPr>
-              <w:t>Declaraciones y S3–S6</w:t>
+              <w:t>Declaraciones y S3–S6; el depósito público que la declaración anuncia y su DOI están pendientes</w:t>
             </w:r>
           </w:p>
         </w:tc>
@@ -2478,7 +2478,7 @@
         <w:pStyle w:val="ListBullet"/>
       </w:pPr>
       <w:r>
-        <w:t>CUMPLE: 21 ítems</w:t>
+        <w:t>CUMPLE: 20 ítems</w:t>
       </w:r>
     </w:p>
     <w:p>
@@ -2486,7 +2486,7 @@
         <w:pStyle w:val="ListBullet"/>
       </w:pPr>
       <w:r>
-        <w:t>PARCIAL: 7 ítems</w:t>
+        <w:t>PARCIAL: 8 ítems</w:t>
       </w:r>
     </w:p>
     <w:p>

--- a/verificables revisión sistemática/S1_lista_PRISMA_2020.docx
+++ b/verificables revisión sistemática/S1_lista_PRISMA_2020.docx
@@ -17,7 +17,7 @@
           <w:i/>
           <w:sz w:val="19"/>
         </w:rPr>
-        <w:t>Fagoterapia en Pseudomonas aeruginosa multirresistente. Estado a 14 de octubre de 2026.</w:t>
+        <w:t>Fagoterapia en Pseudomonas aeruginosa multirresistente. Estado a 15 de octubre de 2026.</w:t>
       </w:r>
     </w:p>
     <w:p>

--- a/verificables revisión sistemática/S1_lista_PRISMA_2020.docx
+++ b/verificables revisión sistemática/S1_lista_PRISMA_2020.docx
@@ -17,7 +17,7 @@
           <w:i/>
           <w:sz w:val="19"/>
         </w:rPr>
-        <w:t>Fagoterapia en Pseudomonas aeruginosa multirresistente. Estado a 15 de octubre de 2026.</w:t>
+        <w:t>Fagoterapia en Pseudomonas aeruginosa multirresistente. Estado a 19 de octubre de 2026.</w:t>
       </w:r>
     </w:p>
     <w:p>
@@ -1531,7 +1531,7 @@
               <w:rPr>
                 <w:sz w:val="18"/>
               </w:rPr>
-              <w:t>§3.1.1 y S16: 118 estudios que el cribado había admitido se excluyeron en la fase de texto completo, cada uno con su código de motivo. 63 (NOPDF) y 4 (NOREC) se excluyeron porque no se consiguió o no se pudo leer el artículo, no porque se haya comprobado que incumplen los criterios, y no llevan cita; otros 4 llevan solo el motivo. Los 47 restantes llevan la frase del texto leído (artículo o ficha de registro) que sostiene la exclusión, salvo EST-205 (REV), decidido sobre la indexación de SciELO sin leer el texto. Las firmaron los dos autores salvo 2, que firmó D.V. solo (EST-118 y EST-205). El modelo leyó los textos completos y las fichas de registro y propuso, con su cita, las exclusiones que se apoyan en los textos que leyó. S3 recoge además los motivos de las etapas 2 y 3 del cribado vigente tal como se escribieron</w:t>
+              <w:t>§3.1.1 y S16: 118 estudios que el cribado había admitido se excluyeron en la fase de texto completo, cada uno con su código de motivo. 63 (NOPDF) y 4 (NOREC) se excluyeron porque no se consiguió o no se pudo leer el artículo, no porque se haya comprobado que incumplen los criterios, y no llevan cita; otros 4 llevan solo el motivo. Los 47 restantes llevan la frase del texto leído (artículo o ficha de registro) que sostiene la exclusión, salvo EST-205 (REV), decidido sobre la indexación de SciELO sin leer el texto. Las firmaron los dos autores salvo 29, que firmó D.V. solo (EST-017 y EST-020 y EST-035 y EST-037 y EST-041 y EST-052 y EST-060 y EST-076 y EST-083 y EST-086 y EST-092 y EST-093 y EST-101 y EST-103 y EST-118 y EST-122 y EST-126 y EST-130 y EST-131 y EST-147 y EST-159 y EST-177 y EST-178 y EST-185 y EST-199 y EST-205 y EST-207 y EST-212 y EST-219). El modelo leyó los textos completos y las fichas de registro y propuso, con su cita, las exclusiones que se apoyan en los textos que leyó. S3 recoge además los motivos de las etapas 2 y 3 del cribado vigente tal como se escribieron</w:t>
             </w:r>
           </w:p>
         </w:tc>

--- a/verificables revisión sistemática/S1_lista_PRISMA_2020.docx
+++ b/verificables revisión sistemática/S1_lista_PRISMA_2020.docx
@@ -126,6 +126,14 @@
         <w:pStyle w:val="ListBullet"/>
       </w:pPr>
       <w:r>
+        <w:t>§3.4  →  RESULTADOS › Completitud del reporte en las variables de estratificación (Tabla 3)</w:t>
+      </w:r>
+    </w:p>
+    <w:p>
+      <w:pPr>
+        <w:pStyle w:val="ListBullet"/>
+      </w:pPr>
+      <w:r>
         <w:t>§3.5  →  RESULTADOS › Reporte de los desenlaces (Tabla 4)</w:t>
       </w:r>
     </w:p>
@@ -142,12 +150,20 @@
         <w:pStyle w:val="ListBullet"/>
       </w:pPr>
       <w:r>
+        <w:t>§3.7  →  RESULTADOS › Riesgo de sesgo (Tabla 5)</w:t>
+      </w:r>
+    </w:p>
+    <w:p>
+      <w:pPr>
+        <w:pStyle w:val="ListBullet"/>
+      </w:pPr>
+      <w:r>
         <w:t>§4, §4.3 y §4.4  →  DISCUSIÓN Y CONCLUSIONES</w:t>
       </w:r>
     </w:p>
     <w:p>
       <w:r>
-        <w:t>Las tablas también se renumeran entre los dos documentos: la Tabla 1 del manuscrito de la revista es la de criterios de elegibilidad, y la de características del corpus es allí la Tabla 2.</w:t>
+        <w:t>Las tablas también se renumeran entre los dos documentos, y la columna «dónde mirar» las cita con el número del informe extendido: la Tabla 1 del manuscrito de la revista es la de criterios de elegibilidad; la de características del corpus es allí la Tabla 2 (en el informe extendido, la 1); la de completitud en las variables de estratificación, la Tabla 3 (la 2); la de desenlaces, la Tabla 4 (la 5); la de riesgo de sesgo, la Tabla 5 (la 7), y la del embudo de agregabilidad, la Tabla 6 (también la 6).</w:t>
       </w:r>
     </w:p>
     <w:tbl>
@@ -811,7 +827,7 @@
               <w:rPr>
                 <w:sz w:val="18"/>
               </w:rPr>
-              <w:t>§2.4; la etapa 1 aplica reglas deterministas, y las decisiones registro a registro de las etapas 2 y 3 las emitió un modelo de lenguaje (Claude Opus 5) como revisor único, sin duplicación. El cribado empezó el 4 de agosto de 2026 por la mañana con una primera pasada del modelo sobre el brazo A de PubMed (1 321 filas de título y 195 de resumen), que el cribado del pozo sustituyó desde las 23:49 del mismo día; en ella el modelo metió en sus guiones, a mitad de lote, dos reglas que concretan los criterios —endolisinas aisladas fuera (intervención) e informes veterinarios fuera (población)—, y la auditoría de controles positivos cazó la exclusión de Ronit 2024 (S6 y S19). El vocabulario de motivos no se fijó antes de empezar: el 4 de agosto de 2026 (primer día de cribado de títulos) el modelo escribió los motivos en texto libre, y los códigos, cuya redacción procede de esos textos, se usaron en el título desde el 5 de agosto de 2026; no consta que los autores los fijaran antes. En la etapa de resumen, las 77 filas que el pozo heredó de la primera pasada conservan su motivo en inglés (S19). D.V. fue el único revisor humano. Según declara D.V. (8 de octubre de 2026), examinó uno a uno los informes que superaron el cribado; ese examen no quedó registrado. Lo que el modelo excluyó no lo releyó ningún humano, salvo la muestra de 350 del recribado (S19). Declarado en §2.4 y como primera limitación en §4.4. Cada decisión del cribado vigente está registrada con su motivo y su marca de tiempo, y se aporta íntegra (S3, S4); la primera pasada del 4 de agosto sobre el brazo A de PubMed, que el cribado del pozo sustituyó, consta en el repositorio y no en S3</w:t>
+              <w:t>§2.4; la etapa 1 aplica reglas deterministas, y las decisiones registro a registro de las etapas 2 y 3 las emitió un modelo de lenguaje (Claude Opus 5) como revisor único, sin duplicación. El cribado empezó el 4 de agosto de 2026 por la mañana con una primera pasada del modelo sobre el brazo A de PubMed (1 321 filas de título y 195 de resumen), que el cribado del pozo sustituyó desde las 23:49 del mismo día; en ella el modelo metió en sus guiones, a mitad de lote, dos reglas que concretan los criterios —endolisinas aisladas fuera (intervención) e informes veterinarios fuera (población)—, sin que conste una decisión de los autores, y la auditoría de controles positivos cazó la exclusión de Ronit 2024 (S6 y S19). El vocabulario de motivos no se fijó antes de empezar: el 4 de agosto de 2026 (primer día de cribado de títulos) el modelo escribió los motivos en texto libre, y los códigos, cuya redacción procede de esos textos, se usaron en el título desde el 5 de agosto de 2026; no consta que los autores los fijaran antes. En la etapa de resumen, las 77 filas que el pozo heredó de la primera pasada conservan su motivo en inglés (S19). D.V. fue el único revisor humano. Según declara D.V. (8 de octubre de 2026), examinó uno a uno los informes que superaron el cribado; ese examen no quedó registrado. Lo que el modelo excluyó no lo releyó ningún humano, salvo la muestra de 350 del recribado (S19). Declarado en §2.4 y como primera limitación en §4.4. Cada decisión del cribado vigente está registrada con su motivo y su marca de tiempo, y se aporta íntegra (S3, S4); la primera pasada del 4 de agosto sobre el brazo A de PubMed, que el cribado del pozo sustituyó, consta en el repositorio y no en S3</w:t>
             </w:r>
           </w:p>
         </w:tc>
@@ -1387,7 +1403,7 @@
               <w:rPr>
                 <w:sz w:val="18"/>
               </w:rPr>
-              <w:t>§2.7: GRADE califica la certeza de una estimación agrupada y este informe no presenta ninguna. §3.5 y la Tabla 6 muestran que, tras aplicar los criterios de elegibilidad de §2.2, NINGÚN brazo del corpus podría entrar en una proporción agrupada de éxito clínico</w:t>
+              <w:t>§2.7: GRADE califica la certeza de una estimación agrupada y este informe no presenta ninguna. §3.5 y la Tabla 6 (en el manuscrito de la revista, también la Tabla 6) muestran que, tras aplicar los criterios de elegibilidad de §2.2, NINGÚN brazo del corpus podría entrar en una proporción agrupada de éxito clínico</w:t>
             </w:r>
           </w:p>
         </w:tc>
@@ -1531,7 +1547,7 @@
               <w:rPr>
                 <w:sz w:val="18"/>
               </w:rPr>
-              <w:t>§3.1.1 y S16: 118 estudios que el cribado había admitido se excluyeron en la fase de texto completo, cada uno con su código de motivo. 63 (NOPDF) y 4 (NOREC) se excluyeron porque no se consiguió o no se pudo leer el artículo, no porque se haya comprobado que incumplen los criterios, y no llevan cita; otros 4 llevan solo el motivo. Los 47 restantes llevan la frase del texto leído (artículo o ficha de registro) que sostiene la exclusión, salvo EST-205 (REV), decidido sobre la indexación de SciELO sin leer el texto. Las firmaron los dos autores salvo 29, que firmó D.V. solo (EST-017 y EST-020 y EST-035 y EST-037 y EST-041 y EST-052 y EST-060 y EST-076 y EST-083 y EST-086 y EST-092 y EST-093 y EST-101 y EST-103 y EST-118 y EST-122 y EST-126 y EST-130 y EST-131 y EST-147 y EST-159 y EST-177 y EST-178 y EST-185 y EST-199 y EST-205 y EST-207 y EST-212 y EST-219). El modelo leyó los textos completos y las fichas de registro y propuso, con su cita, las exclusiones que se apoyan en los textos que leyó. S3 recoge además los motivos de las etapas 2 y 3 del cribado vigente tal como se escribieron</w:t>
+              <w:t>§3.1.1 y S16: 118 estudios que el cribado había admitido se excluyeron en la fase de texto completo, cada uno con su código de motivo. 63 (NOPDF) y 4 (NOREC) se excluyeron porque no se consiguió o no se pudo leer el artículo, no porque se haya comprobado que incumplen los criterios, y no llevan cita; otros 4 llevan solo el motivo. Los 47 restantes llevan la frase del texto leído (artículo o ficha de registro) que sostiene la exclusión, salvo EST-205 (REV), decidido sobre la indexación de SciELO sin leer el texto. De las 118 exclusiones, 89 llevan la firma de los dos autores, 2 la de D.V. solo (EST-118 y EST-205) y 27 se registraron por orden de D.V. del 1 y el 2 de septiembre de 2026, sin que conste la firma de N.T. El modelo leyó los textos completos y las fichas de registro y propuso, con su cita, las exclusiones que se apoyan en los textos que leyó. S3 recoge además los motivos de las etapas 2 y 3 del cribado vigente tal como se escribieron</w:t>
             </w:r>
           </w:p>
         </w:tc>
@@ -1603,7 +1619,7 @@
               <w:rPr>
                 <w:sz w:val="18"/>
               </w:rPr>
-              <w:t>Tabla 1, y listado completo en S5</w:t>
+              <w:t>Tabla 1 (en el manuscrito de la revista, Tabla 2), y listado completo en S5</w:t>
             </w:r>
           </w:p>
         </w:tc>
@@ -1674,7 +1690,7 @@
               <w:rPr>
                 <w:sz w:val="18"/>
               </w:rPr>
-              <w:t>Tabla de dominios con los 68 juicios, estudio por estudio, en §3.7</w:t>
+              <w:t>Tabla de dominios con los 68 juicios, estudio por estudio: §3.7 y Tabla 7 (en el manuscrito de la revista, la Tabla 5, en RESULTADOS › Riesgo de sesgo)</w:t>
             </w:r>
           </w:p>
         </w:tc>
@@ -1745,7 +1761,7 @@
               <w:rPr>
                 <w:sz w:val="18"/>
               </w:rPr>
-              <w:t>§3.5 y las Tablas 5 y 6 reportan la COMPLETITUD con que cada estudio declara los cinco desenlaces, no sus estimaciones de efecto. El dato brazo a brazo se aporta en S14, y la procedencia de cada casilla en S15</w:t>
+              <w:t>§3.5 y las Tablas 5 y 6 (en el manuscrito de la revista, Tablas 4 y 6) reportan la COMPLETITUD con que cada estudio declara los cinco desenlaces, no sus estimaciones de efecto. El dato brazo a brazo se aporta en S14, y la procedencia de cada casilla en S15</w:t>
             </w:r>
           </w:p>
         </w:tc>

--- a/verificables revisión sistemática/S1_lista_PRISMA_2020.docx
+++ b/verificables revisión sistemática/S1_lista_PRISMA_2020.docx
@@ -17,7 +17,7 @@
           <w:i/>
           <w:sz w:val="19"/>
         </w:rPr>
-        <w:t>Fagoterapia en Pseudomonas aeruginosa multirresistente. Estado a 19 de octubre de 2026.</w:t>
+        <w:t>Fagoterapia en Pseudomonas aeruginosa multirresistente. Estado a 20 de octubre de 2026.</w:t>
       </w:r>
     </w:p>
     <w:p>
@@ -2474,7 +2474,7 @@
               <w:rPr>
                 <w:sz w:val="18"/>
               </w:rPr>
-              <w:t>Declaraciones y S3–S6; el depósito público que la declaración anuncia y su DOI están pendientes</w:t>
+              <w:t>Declaraciones y S3–S6; la decisión sobre un depósito público con DOI está pendiente</w:t>
             </w:r>
           </w:p>
         </w:tc>
